--- a/docs/diagramas/marco_de_trabajo.docx
+++ b/docs/diagramas/marco_de_trabajo.docx
@@ -25,14 +25,14 @@
       <w:r>
         <w:drawing>
           <wp:inline>
-            <wp:extent cx="5334000" cy="5273109"/>
+            <wp:extent cx="5334000" cy="5306426"/>
             <wp:effectExtent b="0" l="0" r="0" t="0"/>
             <wp:docPr descr="" title="" id="10" name="Picture"/>
             <a:graphic>
               <a:graphicData uri="http://schemas.openxmlformats.org/drawingml/2006/picture">
                 <pic:pic>
                   <pic:nvPicPr>
-                    <pic:cNvPr descr="https://www.plantuml.com/plantuml/png/ZLR1RXit4BqJw3yCqekaEaxQ94qX7Hh7ab83jUlQQT4Y3O8HTxIcpIMt95U9KFNQ3-WVz0DoA7BhfK3r9_sI3hchbHJ9GMKOa3Z3uPitRuRyI8WdFg0BLQ6Xe60pgssky6vmEC5hAu8Ack1qPLc-HSW8djTMk0lFviLOszV2toXJeiC2K0OrKs5-UOKbWPK1SsisxFuAC_jQcHocg3rjM3AQOgN3s9fmXWN1aLEeD-n7JUIdA6zoPokJ7JCc1n-FlXW_70_tULgNaMkyFXizVlJqyprUGuM5DTbEsF5u_E1u-84Dcz673u_kV_fum_dC1jeDUJ_-2R5eC2-EJA3IsJd9O1SYbKBqXpHLHZdGotUvaebnGxcLoeevEFgv8gSAHIPOppODKiSVD126pmIdygiW08xH9pjKtXx0nPZ_pyQyVXaO5GIInjO7sEZihB4vuqP19eCOIFGlAEDgeeCvS7n7EJg16u07CP7Xe_6ZqOF5II27KYtV6JXR24SbOH0SkFa6_EbVaYR9MHWEUJ6-LyE1EeNsV8ZqfNMDeDge0v7MsCYIv11mPqWUdRDQM-XSbYJl3fsQaG79ncEDLKRTE_1BsiLdZxnqQiAazdgUdNkzU6nZtA9qq2nkSLb_HWPcKQ7mpSIhJA4vR4r3vMdvf-MW0RLcXVTR4mTL6MRa3_XhLbfbWZzehKsD3pYoPhV83dcnsjbKOZU7KgD9EJGsLPIQ2ZvgnTQjIPmdMJ19qd5NRo119w_KZ6q8XStKb56vjJLgtKGrqJN9AXro2ygJ5ee3h_AAMStiobT3H3veVLbDN7N7P_Pw6Sr8sxBNQwopE6tEAwtX8XR8XmzaDMMHLOxkzU3Vttw79b9hlQ2PyacR9NSXQwYb6E1xSl3Y1LSpgUzLhiAhKfMa5TVXvSjzEVwwrZMylb8y7pl__7sw_CCtecRldtXps9JlbrrG7Zf--ROR0q77s6uCiw7dvxo5n-9Ai_sHnecDt4J68lEbgsY2Vj2OOnqYnyroz3WwFqd6s0BdreTYHVKEOrzXMSxvz735gkGkMZF2OLPIPDm7K98hb5yB1QiG5IrNzg2eA6szUukc7OHfTLgPD04q9SHJxdkEbzq2ynXBBckTNCcZ9_PMOugLb9XX4_tzyrEH-gVaSbfBAucZG6MInf37ZkBaAKRVd3GxG5WZjNnYLITSS0gA5Hdu-6Jly2K7inyEV-oA_oMf5kUs0ePMLkiUNa_TjIHM0o3RycocwFR0vCrmYkw6BzlQeREQMjrRoFxE8tSgtmpSmCYsJvensWh3ynbnU7g69fVlCfNRVML_mwK9gQSF6UURjI9ZUDd8zxAAUN09iZYrqwE2i4ZYJgLRDDVlue8ga_A98PgR3ZgiIXKHIEmks7kgBSRcMSFucaNZujOuJy4JOCumiQR2KxxyYtjA-T8Q9ZJAFUEaoefuojM0gubZW4LiwtY7cark3yLMqlrpRfzwuE4CZQGahTMblCFqa0gRjBzgXUPw4FLT96tE-faIPPDuKS_JCbvNFiH4h5PIiV1InsrYQCMptYjW-tcGQDrxNwTHBAqhqy3Plpyc5LVv6SYXtfz_tp9rFAOQZYBfF0CDR5tj-uTWV0j5K8lZr8mBqH_LiWT-1KM1n4kZVN7um7DTFE7C-Sag_WC0" id="11" name="Picture"/>
+                    <pic:cNvPr descr="https://www.plantuml.com/plantuml/png/ZLR1RXit4BqJw3yCqeias4xQn4qX7nh7abe3jUlQQT4Y3O8HTxIcmoMt95UEKFNQ3-WVz0DoA7phfK3r9_sI3hchbHJ9GMKOa3Z3uPitRuRyI8XdFg0BLQ6Xe60pgsskS3yu7EED5K45JN2sj2pU8MG4BsehxCENisAaxQtmRvGfqM41A8EQgZ2xkiQImCg0kJLhTd-DcRrL9eS9QazhbemcMEamiYQSOq5mx1JgDVjn4_avoZUvivN9JXYJWu-7du-UZ0QxFAtBo3LUdmwV7Zx_R8VNG65XJROLTZGQFJuPV633UlJ1a-D7dpnTSpwtWRP3Fef_GimRpFDZ4wXqTaOosBb8fH3z0KsKKGxquYvNCZ5kABTIMJ43HpzNv5IXo0JhsQP1wlY3ZeJXCy6f_3e8W1FqoGwLjtjmEUB_yn6lNmL61O6aiVK1DZexQspEk56GoI064lrBohYQw6067DzHZaxW6k2ZcCZWS7GuV3m_3UHGgiMTWVEvS5GI1i61cs_0d_uLQPASXU6GbwE7DHoeKsZFXqXVMjS8gerw9D8Q6rcI708U3CYZSrPh2vshakJ-mAaf6P1iFD5OPTHz0B-aNNpsq4kdnangh-VPkTUBnpR63KgFciKDBklFqC0qAXI-6NkLAJG7hMcWF2t-j1mqeDQiy7vhug0gmupy7d_DIgjCy7kjjQdn7aVMx1RP8I-MEvjARETGQZGfXyQcYb9JmKSjsRetYOia2oP9EkxgDIJevBMQiWsXi9cQC2gtiaQjcwWckY5PfKFkGNdQGd7WLLungvbT-cg8o8zQNrOJLztncRrUHbFIjkpr6kiqJfkBIckuZ0NouGDPJLXabQE7FVZtjz-XYTHQBscgVD9coLt86cef1lYU7BnyoTLCwdkTg_2wL2LfnNLuzMfNZh-kT0struhdO-UVlyyMV_X6rEpz4syEw_BzeWlAGySltdLZ8EWOsurXrlJyWhVmM5ngjZ_KEBQHcyXOPBvq5OtH7pNcM8V8SRCSFOulJfCnji25zQ5OKht5s5TObZC-FLopAhcBLenmcAKK6VSUbEGAvLT2mIf4HSkbFIWgIblltg1f2s5QdLGcJG1D2V64-vxZPVV0FC6IoredL_BeYRtLc68b9MROH7___5Ia_Xcvd5RIIk8eK9caCUInepXvYj7N9yqM4DP8BPzOrJ4Nd89YHGO-FjaxVCd1z8U37xlYVqcgnRcfW86LrQg7LrDt9Odb0CWsF9ifkZamUJESeNl3bstjq5bEhUuzP7_daJkLRmPkO0oqrmh2S-muD3r3aekxJELsLxdVSab2wkK3nlTsfSGOLZQolQeYVgO-YzCwFIO8YoJgLB9vS-tEBwaoAOyOehdXeCDgL161nEwSlIVQOcoQ5OolMImkRerp53m1vWmJQmeyvOk_k9UKBwrX8gFCCqwgh8YdMmsu6Zi6MCHsZdUdMUVqG6matR_Wjga77KxHI4gIMbx6MmmFgB19yyiMQAu5KTz1qkQicmbHDeuNz2mjuqtbGqp4QYKL2ovrsZg6LZIhlG8sdmM9rfttT1h1qheo3PhT-sDISPMVVnpg_RdtBLF7uwdXA9BEiy_0nfM-U_Z5Dr04DJz9JJWN_M4jT-3NJnH8l2pQbuOFFC_5CywSdwhYFm00" id="11" name="Picture"/>
                     <pic:cNvPicPr>
                       <a:picLocks noChangeArrowheads="1" noChangeAspect="1"/>
                     </pic:cNvPicPr>
@@ -46,7 +46,7 @@
                   <pic:spPr bwMode="auto">
                     <a:xfrm>
                       <a:off x="0" y="0"/>
-                      <a:ext cx="5334000" cy="5273109"/>
+                      <a:ext cx="5334000" cy="5306426"/>
                     </a:xfrm>
                     <a:prstGeom prst="rect">
                       <a:avLst/>
